--- a/assets/files/Andry_Purnomo_ATS_CV.docx
+++ b/assets/files/Andry_Purnomo_ATS_CV.docx
@@ -648,7 +648,7 @@
           <w:sz w:val="21"/>
           <w:szCs w:val="21"/>
         </w:rPr>
-        <w:t xml:space="preserve">English - Intermediate (strong reading &amp; writing)</w:t>
+        <w:t xml:space="preserve">English - Intermediate</w:t>
       </w:r>
     </w:p>
     <w:sectPr>

--- a/assets/files/Andry_Purnomo_ATS_CV.docx
+++ b/assets/files/Andry_Purnomo_ATS_CV.docx
@@ -547,24 +547,21 @@
           <w:sz w:val="21"/>
           <w:szCs w:val="21"/>
         </w:rPr>
-        <w:t xml:space="preserve">World of Spiretopia (2021) - Multiplayer shooter tower-builder, Android; IGSI Batch 4 entry.</w:t>
-      </w:r>
-    </w:p>
-    <w:p>
-      <w:pPr>
-        <w:pStyle w:val="ListParagraph"/>
-        <w:numPr>
-          <w:ilvl w:val="0"/>
-          <w:numId w:val="2"/>
-        </w:numPr>
-        <w:spacing w:after="60"/>
-      </w:pPr>
-      <w:r>
-        <w:rPr>
-          <w:sz w:val="21"/>
-          <w:szCs w:val="21"/>
-        </w:rPr>
         <w:t xml:space="preserve">Heroes of Indonesia (2020) - Turn-based card game, Android.</w:t>
+      </w:r>
+    </w:p>
+    <w:p>
+      <w:pPr>
+        <w:spacing w:after="160"/>
+      </w:pPr>
+      <w:r>
+        <w:rPr>
+          <w:i/>
+          <w:iCs/>
+          <w:sz w:val="20"/>
+          <w:szCs w:val="20"/>
+        </w:rPr>
+        <w:t xml:space="preserve">Full project list (22 titles, 2017-2025): https://andryportfolio.github.io/portfolio/project-list.html</w:t>
       </w:r>
     </w:p>
     <w:p>

--- a/assets/files/Andry_Purnomo_ATS_CV.docx
+++ b/assets/files/Andry_Purnomo_ATS_CV.docx
@@ -561,7 +561,7 @@
           <w:sz w:val="20"/>
           <w:szCs w:val="20"/>
         </w:rPr>
-        <w:t xml:space="preserve">Full project list (22 titles, 2017-2025): https://andryportfolio.github.io/portfolio/project-list.html</w:t>
+        <w:t xml:space="preserve">Full list of all 22 projects on the next page.</w:t>
       </w:r>
     </w:p>
     <w:p>
@@ -646,6 +646,404 @@
           <w:szCs w:val="21"/>
         </w:rPr>
         <w:t xml:space="preserve">English - Intermediate</w:t>
+      </w:r>
+    </w:p>
+    <w:p>
+      <w:r>
+        <w:br w:type="page"/>
+      </w:r>
+    </w:p>
+    <w:p>
+      <w:pPr>
+        <w:pStyle w:val="Heading2"/>
+        <w:pBdr>
+          <w:bottom w:val="single" w:color="999999" w:sz="6" w:space="2"/>
+        </w:pBdr>
+        <w:spacing w:after="120" w:before="280"/>
+      </w:pPr>
+      <w:r>
+        <w:rPr>
+          <w:b/>
+          <w:bCs/>
+          <w:color w:val="1F4E5F"/>
+          <w:sz w:val="24"/>
+          <w:szCs w:val="24"/>
+        </w:rPr>
+        <w:t xml:space="preserve">FULL PROJECT LIST (22 PROJECTS, 2017-2025)</w:t>
+      </w:r>
+    </w:p>
+    <w:p>
+      <w:pPr>
+        <w:pStyle w:val="ListParagraph"/>
+        <w:numPr>
+          <w:ilvl w:val="0"/>
+          <w:numId w:val="2"/>
+        </w:numPr>
+        <w:spacing w:after="60"/>
+      </w:pPr>
+      <w:r>
+        <w:rPr>
+          <w:sz w:val="21"/>
+          <w:szCs w:val="21"/>
+        </w:rPr>
+        <w:t xml:space="preserve">Financial Fighter (2025) - Programmer, PC &amp; Browser. A chaotic rogue-like card strategy game where you deploy quirky workers and chain powerful synergies to rescue your company from financial ruin.</w:t>
+      </w:r>
+    </w:p>
+    <w:p>
+      <w:pPr>
+        <w:pStyle w:val="ListParagraph"/>
+        <w:numPr>
+          <w:ilvl w:val="0"/>
+          <w:numId w:val="2"/>
+        </w:numPr>
+        <w:spacing w:after="60"/>
+      </w:pPr>
+      <w:r>
+        <w:rPr>
+          <w:sz w:val="21"/>
+          <w:szCs w:val="21"/>
+        </w:rPr>
+        <w:t xml:space="preserve">Super Duper Space Wizard (2025) - Programmer, PC &amp; Browser. A retro-style wizard battle game.</w:t>
+      </w:r>
+    </w:p>
+    <w:p>
+      <w:pPr>
+        <w:pStyle w:val="ListParagraph"/>
+        <w:numPr>
+          <w:ilvl w:val="0"/>
+          <w:numId w:val="2"/>
+        </w:numPr>
+        <w:spacing w:after="60"/>
+      </w:pPr>
+      <w:r>
+        <w:rPr>
+          <w:sz w:val="21"/>
+          <w:szCs w:val="21"/>
+        </w:rPr>
+        <w:t xml:space="preserve">Spirit of Weapon (2022) - Programmer, Android. A Plant-vs-Zombie-alike tower defense game.</w:t>
+      </w:r>
+    </w:p>
+    <w:p>
+      <w:pPr>
+        <w:pStyle w:val="ListParagraph"/>
+        <w:numPr>
+          <w:ilvl w:val="0"/>
+          <w:numId w:val="2"/>
+        </w:numPr>
+        <w:spacing w:after="60"/>
+      </w:pPr>
+      <w:r>
+        <w:rPr>
+          <w:sz w:val="21"/>
+          <w:szCs w:val="21"/>
+        </w:rPr>
+        <w:t xml:space="preserve">Game Anak (2022) - Programmer, Android. An educational kids game — a snake-and-ladders-alike board game where the target is to be the first to reach the finish line.</w:t>
+      </w:r>
+    </w:p>
+    <w:p>
+      <w:pPr>
+        <w:pStyle w:val="ListParagraph"/>
+        <w:numPr>
+          <w:ilvl w:val="0"/>
+          <w:numId w:val="2"/>
+        </w:numPr>
+        <w:spacing w:after="60"/>
+      </w:pPr>
+      <w:r>
+        <w:rPr>
+          <w:sz w:val="21"/>
+          <w:szCs w:val="21"/>
+        </w:rPr>
+        <w:t xml:space="preserve">Pandemic (2022) - Programmer, PC. An adventure game about a virus that attacked humanity.</w:t>
+      </w:r>
+    </w:p>
+    <w:p>
+      <w:pPr>
+        <w:pStyle w:val="ListParagraph"/>
+        <w:numPr>
+          <w:ilvl w:val="0"/>
+          <w:numId w:val="2"/>
+        </w:numPr>
+        <w:spacing w:after="60"/>
+      </w:pPr>
+      <w:r>
+        <w:rPr>
+          <w:sz w:val="21"/>
+          <w:szCs w:val="21"/>
+        </w:rPr>
+        <w:t xml:space="preserve">World of Spiretopia (2021) - Lead Programmer, Android. A shooter tower-builder game.</w:t>
+      </w:r>
+    </w:p>
+    <w:p>
+      <w:pPr>
+        <w:pStyle w:val="ListParagraph"/>
+        <w:numPr>
+          <w:ilvl w:val="0"/>
+          <w:numId w:val="2"/>
+        </w:numPr>
+        <w:spacing w:after="60"/>
+      </w:pPr>
+      <w:r>
+        <w:rPr>
+          <w:sz w:val="21"/>
+          <w:szCs w:val="21"/>
+        </w:rPr>
+        <w:t xml:space="preserve">Space Invader Reborn (2021) - Whole Role, PC. A mini space shooter game — simple and to the point: kill as many ships as possible and rack up the highest score you can.</w:t>
+      </w:r>
+    </w:p>
+    <w:p>
+      <w:pPr>
+        <w:pStyle w:val="ListParagraph"/>
+        <w:numPr>
+          <w:ilvl w:val="0"/>
+          <w:numId w:val="2"/>
+        </w:numPr>
+        <w:spacing w:after="60"/>
+      </w:pPr>
+      <w:r>
+        <w:rPr>
+          <w:sz w:val="21"/>
+          <w:szCs w:val="21"/>
+        </w:rPr>
+        <w:t xml:space="preserve">Heroes of Indonesia (2020) - Whole Role, Android. A turn-based card game where the target is to beat the last boss while building your deck by buying new cards.</w:t>
+      </w:r>
+    </w:p>
+    <w:p>
+      <w:pPr>
+        <w:pStyle w:val="ListParagraph"/>
+        <w:numPr>
+          <w:ilvl w:val="0"/>
+          <w:numId w:val="2"/>
+        </w:numPr>
+        <w:spacing w:after="60"/>
+      </w:pPr>
+      <w:r>
+        <w:rPr>
+          <w:sz w:val="21"/>
+          <w:szCs w:val="21"/>
+        </w:rPr>
+        <w:t xml:space="preserve">Garda Gerdy (2020) - Programmer, Android. A side-scrolling endless runner set across multiple real locations in Yogyakarta where Garda Gerdy stores are located.</w:t>
+      </w:r>
+    </w:p>
+    <w:p>
+      <w:pPr>
+        <w:pStyle w:val="ListParagraph"/>
+        <w:numPr>
+          <w:ilvl w:val="0"/>
+          <w:numId w:val="2"/>
+        </w:numPr>
+        <w:spacing w:after="60"/>
+      </w:pPr>
+      <w:r>
+        <w:rPr>
+          <w:sz w:val="21"/>
+          <w:szCs w:val="21"/>
+        </w:rPr>
+        <w:t xml:space="preserve">Biovolve: Battle Arena (2019) - Programmer, PC. An online multiplayer battle game set in a post-apocalyptic theme, where players fight as mutated living things on an earth ravaged by pollution.</w:t>
+      </w:r>
+    </w:p>
+    <w:p>
+      <w:pPr>
+        <w:pStyle w:val="ListParagraph"/>
+        <w:numPr>
+          <w:ilvl w:val="0"/>
+          <w:numId w:val="2"/>
+        </w:numPr>
+        <w:spacing w:after="60"/>
+      </w:pPr>
+      <w:r>
+        <w:rPr>
+          <w:sz w:val="21"/>
+          <w:szCs w:val="21"/>
+        </w:rPr>
+        <w:t xml:space="preserve">Elemental Battle (2019) - Programmer, Browser (localhost). A remade casual HTML5 game — guess who wins between two elements based on the tutorial.</w:t>
+      </w:r>
+    </w:p>
+    <w:p>
+      <w:pPr>
+        <w:pStyle w:val="ListParagraph"/>
+        <w:numPr>
+          <w:ilvl w:val="0"/>
+          <w:numId w:val="2"/>
+        </w:numPr>
+        <w:spacing w:after="60"/>
+      </w:pPr>
+      <w:r>
+        <w:rPr>
+          <w:sz w:val="21"/>
+          <w:szCs w:val="21"/>
+        </w:rPr>
+        <w:t xml:space="preserve">Arrow Shooter Game (2019) - Programmer, Browser (localhost). A remade casual HTML5 game — shoot the enemy until it's gone while keeping it away from the green bar below.</w:t>
+      </w:r>
+    </w:p>
+    <w:p>
+      <w:pPr>
+        <w:pStyle w:val="ListParagraph"/>
+        <w:numPr>
+          <w:ilvl w:val="0"/>
+          <w:numId w:val="2"/>
+        </w:numPr>
+        <w:spacing w:after="60"/>
+      </w:pPr>
+      <w:r>
+        <w:rPr>
+          <w:sz w:val="21"/>
+          <w:szCs w:val="21"/>
+        </w:rPr>
+        <w:t xml:space="preserve">Knife Hit Remake (2019) - Programmer, Browser (localhost). A remade casual HTML5 game — hit the enemy until the arrow count drops to zero.</w:t>
+      </w:r>
+    </w:p>
+    <w:p>
+      <w:pPr>
+        <w:pStyle w:val="ListParagraph"/>
+        <w:numPr>
+          <w:ilvl w:val="0"/>
+          <w:numId w:val="2"/>
+        </w:numPr>
+        <w:spacing w:after="60"/>
+      </w:pPr>
+      <w:r>
+        <w:rPr>
+          <w:sz w:val="21"/>
+          <w:szCs w:val="21"/>
+        </w:rPr>
+        <w:t xml:space="preserve">Better Knife Hit (2019) - Programmer, Browser (localhost). Same core idea as Knife Hit — hit the enemy until the arrow count drops to zero — but built from an entirely different, physics-free codebase.</w:t>
+      </w:r>
+    </w:p>
+    <w:p>
+      <w:pPr>
+        <w:pStyle w:val="ListParagraph"/>
+        <w:numPr>
+          <w:ilvl w:val="0"/>
+          <w:numId w:val="2"/>
+        </w:numPr>
+        <w:spacing w:after="60"/>
+      </w:pPr>
+      <w:r>
+        <w:rPr>
+          <w:sz w:val="21"/>
+          <w:szCs w:val="21"/>
+        </w:rPr>
+        <w:t xml:space="preserve">Prototype Kinect &amp; VR Rhythm Game (2019) - Programmer, VR / Kinect. A rhythm game prototype created to explore and learn how VR and Kinect input work.</w:t>
+      </w:r>
+    </w:p>
+    <w:p>
+      <w:pPr>
+        <w:pStyle w:val="ListParagraph"/>
+        <w:numPr>
+          <w:ilvl w:val="0"/>
+          <w:numId w:val="2"/>
+        </w:numPr>
+        <w:spacing w:after="60"/>
+      </w:pPr>
+      <w:r>
+        <w:rPr>
+          <w:sz w:val="21"/>
+          <w:szCs w:val="21"/>
+        </w:rPr>
+        <w:t xml:space="preserve">Login (2018) - Programmer, PC. Tells the story of a schoolboy trapped inside a game world full of bullying, mixing puzzle, fighting, and adventure mechanics.</w:t>
+      </w:r>
+    </w:p>
+    <w:p>
+      <w:pPr>
+        <w:pStyle w:val="ListParagraph"/>
+        <w:numPr>
+          <w:ilvl w:val="0"/>
+          <w:numId w:val="2"/>
+        </w:numPr>
+        <w:spacing w:after="60"/>
+      </w:pPr>
+      <w:r>
+        <w:rPr>
+          <w:sz w:val="21"/>
+          <w:szCs w:val="21"/>
+        </w:rPr>
+        <w:t xml:space="preserve">Prototype Air-Strike Game (2018) - Whole Role, PC. A shooter prototype telling the story of an alien invasion of Earth, featuring the ability to transform into objects found on Earth.</w:t>
+      </w:r>
+    </w:p>
+    <w:p>
+      <w:pPr>
+        <w:pStyle w:val="ListParagraph"/>
+        <w:numPr>
+          <w:ilvl w:val="0"/>
+          <w:numId w:val="2"/>
+        </w:numPr>
+        <w:spacing w:after="60"/>
+      </w:pPr>
+      <w:r>
+        <w:rPr>
+          <w:sz w:val="21"/>
+          <w:szCs w:val="21"/>
+        </w:rPr>
+        <w:t xml:space="preserve">Bingo Board (2018) - Whole Role, PC. Not a game, but a quiz-competition application (Lomba Cerdas Cermat) built for FACTION #3 at Sanata Dharma University.</w:t>
+      </w:r>
+    </w:p>
+    <w:p>
+      <w:pPr>
+        <w:pStyle w:val="ListParagraph"/>
+        <w:numPr>
+          <w:ilvl w:val="0"/>
+          <w:numId w:val="2"/>
+        </w:numPr>
+        <w:spacing w:after="60"/>
+      </w:pPr>
+      <w:r>
+        <w:rPr>
+          <w:sz w:val="21"/>
+          <w:szCs w:val="21"/>
+        </w:rPr>
+        <w:t xml:space="preserve">Artefact Defender (2017) - Programmer, PC. A tower defense game where players must guard ancient artefacts from demons trying to steal and destroy them.</w:t>
+      </w:r>
+    </w:p>
+    <w:p>
+      <w:pPr>
+        <w:pStyle w:val="ListParagraph"/>
+        <w:numPr>
+          <w:ilvl w:val="0"/>
+          <w:numId w:val="2"/>
+        </w:numPr>
+        <w:spacing w:after="60"/>
+      </w:pPr>
+      <w:r>
+        <w:rPr>
+          <w:sz w:val="21"/>
+          <w:szCs w:val="21"/>
+        </w:rPr>
+        <w:t xml:space="preserve">Prototype E-Magazine (2017) - Whole Role, PC. Not a game — a self-directed attempt at building an interactive e-magazine application.</w:t>
+      </w:r>
+    </w:p>
+    <w:p>
+      <w:pPr>
+        <w:pStyle w:val="ListParagraph"/>
+        <w:numPr>
+          <w:ilvl w:val="0"/>
+          <w:numId w:val="2"/>
+        </w:numPr>
+        <w:spacing w:after="60"/>
+      </w:pPr>
+      <w:r>
+        <w:rPr>
+          <w:sz w:val="21"/>
+          <w:szCs w:val="21"/>
+        </w:rPr>
+        <w:t xml:space="preserve">Bob's Adventure (2017) - Programmer, PC. A 2D side-scrolling platform adventure game — and the very first game I ever made.</w:t>
+      </w:r>
+    </w:p>
+    <w:p>
+      <w:pPr>
+        <w:pStyle w:val="ListParagraph"/>
+        <w:numPr>
+          <w:ilvl w:val="0"/>
+          <w:numId w:val="2"/>
+        </w:numPr>
+        <w:spacing w:after="60"/>
+      </w:pPr>
+      <w:r>
+        <w:rPr>
+          <w:sz w:val="21"/>
+          <w:szCs w:val="21"/>
+        </w:rPr>
+        <w:t xml:space="preserve">Career Mastery (2017) - Whole Role, Physical Board Game. A physical strategy board game I designed and built myself: make your way to clear your quest while others try to stop you.</w:t>
       </w:r>
     </w:p>
     <w:sectPr>
